--- a/lab07_clustering/СШІ-ЛР-7-ВТ-23-2-Камінський.docx
+++ b/lab07_clustering/СШІ-ЛР-7-ВТ-23-2-Камінський.docx
@@ -217,7 +217,7 @@
           <w:i w:val="0"/>
           <w:sz w:val="28"/>
         </w:rPr>
-        <w:t>Перевірив: ____________________</w:t>
+        <w:t>Перевірив: Фант М.О.</w:t>
       </w:r>
     </w:p>
     <w:p>

--- a/lab07_clustering/СШІ-ЛР-7-ВТ-23-2-Камінський.docx
+++ b/lab07_clustering/СШІ-ЛР-7-ВТ-23-2-Камінський.docx
@@ -2913,12 +2913,22 @@
     </w:p>
     <w:p>
       <w:pPr>
+        <w:sectPr>
+          <w:pgSz w:w="12240" w:h="15840"/>
+          <w:pgMar w:top="1134" w:right="850" w:bottom="1134" w:left="1417" w:header="720" w:footer="720" w:gutter="0"/>
+          <w:cols w:space="720"/>
+          <w:docGrid w:linePitch="360"/>
+        </w:sectPr>
+      </w:pPr>
+    </w:p>
+    <w:p>
+      <w:pPr>
         <w:jc w:val="center"/>
       </w:pPr>
       <w:r>
         <w:drawing>
           <wp:inline xmlns:a="http://schemas.openxmlformats.org/drawingml/2006/main" xmlns:pic="http://schemas.openxmlformats.org/drawingml/2006/picture">
-            <wp:extent cx="5580000" cy="2325983"/>
+            <wp:extent cx="9000000" cy="3751586"/>
             <wp:docPr id="5" name="Picture 5"/>
             <wp:cNvGraphicFramePr>
               <a:graphicFrameLocks noChangeAspect="1"/>
@@ -2939,7 +2949,7 @@
                   <pic:spPr>
                     <a:xfrm>
                       <a:off x="0" y="0"/>
-                      <a:ext cx="5580000" cy="2325983"/>
+                      <a:ext cx="9000000" cy="3751586"/>
                     </a:xfrm>
                     <a:prstGeom prst="rect"/>
                   </pic:spPr>
@@ -2952,7 +2962,7 @@
     </w:p>
     <w:p>
       <w:pPr>
-        <w:spacing w:after="240"/>
+        <w:spacing w:after="120"/>
         <w:jc w:val="center"/>
       </w:pPr>
       <w:r>
@@ -2963,6 +2973,16 @@
         </w:rPr>
         <w:t>Рисунок 5 — Вплив початкової ініціалізації: шість зерен власної find_clusters і бібліотечний KMeans(3, random_state=0)</w:t>
       </w:r>
+    </w:p>
+    <w:p>
+      <w:pPr>
+        <w:sectPr>
+          <w:pgSz w:w="15840" w:h="12240" w:orient="landscape"/>
+          <w:pgMar w:top="850" w:right="850" w:bottom="850" w:left="850" w:header="720" w:footer="720" w:gutter="0"/>
+          <w:cols w:space="720"/>
+          <w:docGrid w:linePitch="360"/>
+        </w:sectPr>
+      </w:pPr>
     </w:p>
     <w:p>
       <w:pPr>
@@ -8144,39 +8164,13 @@
           <w:b/>
           <w:sz w:val="28"/>
         </w:rPr>
-        <w:t>10. Заголовки графіків російською мовою.</w:t>
+        <w:t>10. Заголовки графіків не українською.</w:t>
       </w:r>
       <w:r>
         <w:rPr>
           <w:sz w:val="28"/>
         </w:rPr>
-        <w:t xml:space="preserve"> У коді методички заголовки задано як </w:t>
-      </w:r>
-      <w:r>
-        <w:rPr>
-          <w:rFonts w:ascii="Courier New" w:hAnsi="Courier New"/>
-          <w:sz w:val="22"/>
-        </w:rPr>
-        <w:t>plt.title('Входные данные')</w:t>
-      </w:r>
-      <w:r>
-        <w:rPr>
-          <w:sz w:val="28"/>
-        </w:rPr>
-        <w:t xml:space="preserve"> та </w:t>
-      </w:r>
-      <w:r>
-        <w:rPr>
-          <w:rFonts w:ascii="Courier New" w:hAnsi="Courier New"/>
-          <w:sz w:val="22"/>
-        </w:rPr>
-        <w:t>plt.title('Границы кластеров')</w:t>
-      </w:r>
-      <w:r>
-        <w:rPr>
-          <w:sz w:val="28"/>
-        </w:rPr>
-        <w:t>. Перекладено українською.</w:t>
+        <w:t xml:space="preserve"> У коді методички заголовки осей і графіків задано іншою мовою. Усі підписи перекладено українською.</w:t>
       </w:r>
     </w:p>
     <w:p>
